--- a/results/H3/table_12_lmm_movement_pc1.docx
+++ b/results/H3/table_12_lmm_movement_pc1.docx
@@ -28,7 +28,7 @@
         <w:rPr/>
         <w:t xml:space="preserve">Table </w:t>
       </w:r>
-      <w:bookmarkStart w:id="0d1735b1-62d8-47b4-ab17-15747c3b1895" w:name="table"/>
+      <w:bookmarkStart w:id="2ed10ab6-21f3-46bc-83d7-25502cf3eb04" w:name="table"/>
       <w:r>
         <w:rPr/>
         <w:fldChar w:fldCharType="begin" w:dirty="true"/>
@@ -41,7 +41,7 @@
         <w:rPr/>
         <w:fldChar w:fldCharType="end" w:dirty="true"/>
       </w:r>
-      <w:bookmarkEnd w:id="0d1735b1-62d8-47b4-ab17-15747c3b1895"/>
+      <w:bookmarkEnd w:id="2ed10ab6-21f3-46bc-83d7-25502cf3eb04"/>
       <w:r>
         <w:rPr/>
         <w:t xml:space="preserve">. </w:t>

--- a/results/H3/table_12_lmm_movement_pc1.docx
+++ b/results/H3/table_12_lmm_movement_pc1.docx
@@ -28,7 +28,7 @@
         <w:rPr/>
         <w:t xml:space="preserve">Table </w:t>
       </w:r>
-      <w:bookmarkStart w:id="2ed10ab6-21f3-46bc-83d7-25502cf3eb04" w:name="table"/>
+      <w:bookmarkStart w:id="90cca6a4-3573-4a76-87ba-71afad34f025" w:name="table"/>
       <w:r>
         <w:rPr/>
         <w:fldChar w:fldCharType="begin" w:dirty="true"/>
@@ -41,7 +41,7 @@
         <w:rPr/>
         <w:fldChar w:fldCharType="end" w:dirty="true"/>
       </w:r>
-      <w:bookmarkEnd w:id="2ed10ab6-21f3-46bc-83d7-25502cf3eb04"/>
+      <w:bookmarkEnd w:id="90cca6a4-3573-4a76-87ba-71afad34f025"/>
       <w:r>
         <w:rPr/>
         <w:t xml:space="preserve">. </w:t>

--- a/results/H3/table_12_lmm_movement_pc1.docx
+++ b/results/H3/table_12_lmm_movement_pc1.docx
@@ -28,7 +28,7 @@
         <w:rPr/>
         <w:t xml:space="preserve">Table </w:t>
       </w:r>
-      <w:bookmarkStart w:id="90cca6a4-3573-4a76-87ba-71afad34f025" w:name="table"/>
+      <w:bookmarkStart w:id="2db8a5d0-6f4c-4838-8fb2-d8507e7d3397" w:name="table"/>
       <w:r>
         <w:rPr/>
         <w:fldChar w:fldCharType="begin" w:dirty="true"/>
@@ -41,7 +41,7 @@
         <w:rPr/>
         <w:fldChar w:fldCharType="end" w:dirty="true"/>
       </w:r>
-      <w:bookmarkEnd w:id="90cca6a4-3573-4a76-87ba-71afad34f025"/>
+      <w:bookmarkEnd w:id="2db8a5d0-6f4c-4838-8fb2-d8507e7d3397"/>
       <w:r>
         <w:rPr/>
         <w:t xml:space="preserve">. </w:t>
